--- a/trueglide/controle/TG-P2B_fiche.docx
+++ b/trueglide/controle/TG-P2B_fiche.docx
@@ -83,7 +83,7 @@
         <w:ind w:left="360" w:hanging="360"/>
       </w:pPr>
       <w:r>
-        <w:t xml:space="preserve">2.	Flasher le fichier trueglide_2026.6.2_STM32F405_SPEEDYBEEF405MINI.hex de la révision f9fc6d5 (envoyé par TrueGlide le 29 octobre) : Betaflight Configurator, onglet « Flasher le Firmware », menu à côté de « Charger un Firmware [Online] » : chargement </w:t>
+        <w:t xml:space="preserve">2.	Flasher le fichier trueglide_2026.6.2_STM32F405_SPEEDYBEEF405MINI.hex de la révision f9fc6d5 (le dernier envoyé par TrueGlide le 29 octobre ; deux fichiers portent ce nom ce jour-là, la question 1.1 vérifie que c'est le bon) : Betaflight Configurator, onglet « Flasher le Firmware », menu à côté de « Charger un Firmware [Online] » : chargement </w:t>
       </w:r>
       <w:r>
         <w:rPr>
@@ -582,7 +582,7 @@
               <w:t xml:space="preserve">TG-P2B-2.1 </w:t>
             </w:r>
             <w:r>
-              <w:t xml:space="preserve">À l'étape 1, après « Effacer la mémoire interne », la barre de la mémoire est vide et il est écrit seulement « Espace libre 8.0MB » ?</w:t>
+              <w:t xml:space="preserve">À l'étape 1, après « Effacer la mémoire interne », la barre de la mémoire est vide (tout l'espace est libre, environ 8 Mo) ?</w:t>
             </w:r>
           </w:p>
         </w:tc>
@@ -660,7 +660,7 @@
               <w:t xml:space="preserve">TG-P2B-2.2 </w:t>
             </w:r>
             <w:r>
-              <w:t xml:space="preserve">Pendant les 30 secondes, l'altitude de l'OSD reste entre −5 et +5 m, sans jamais sauter à des centaines ou des milliers de mètres ?</w:t>
+              <w:t xml:space="preserve">Pendant les 30 secondes, l'altitude de l'OSD reste entre −10 et +10 m (une lente dérive de quelques mètres est normale), sans jamais sauter à des centaines ou des milliers de mètres ?</w:t>
             </w:r>
           </w:p>
         </w:tc>

--- a/trueglide/controle/TG-P2B_fiche.docx
+++ b/trueglide/controle/TG-P2B_fiche.docx
@@ -83,7 +83,7 @@
         <w:ind w:left="360" w:hanging="360"/>
       </w:pPr>
       <w:r>
-        <w:t xml:space="preserve">2.	Flasher le fichier trueglide_2026.6.2_STM32F405_SPEEDYBEEF405MINI.hex de la révision f9fc6d5 (le dernier envoyé par TrueGlide le 29 octobre ; deux fichiers portent ce nom ce jour-là, la question 1.1 vérifie que c'est le bon) : Betaflight Configurator, onglet « Flasher le Firmware », menu à côté de « Charger un Firmware [Online] » : chargement </w:t>
+        <w:t xml:space="preserve">2.	Flasher le fichier trueglide_2026.6.2_SPEEDYBEEF405MINI_253de3b.hex (envoyé par TrueGlide le 31 octobre, il corrige le pilote I2C : cause probable des lectures fausses du baromètre) : Betaflight Configurator, onglet « Flasher le Firmware », chargement </w:t>
       </w:r>
       <w:r>
         <w:rPr>
@@ -93,35 +93,7 @@
         <w:t xml:space="preserve">local</w:t>
       </w:r>
       <w:r>
-        <w:t xml:space="preserve">, choisir ce fichier, cocher « Effacement complet de la puce », « Flasher le Firmware », attendre la fin.</w:t>
-      </w:r>
-    </w:p>
-    <w:p>
-      <w:pPr>
-        <w:spacing w:after="60"/>
-        <w:ind w:left="720" w:hanging="240"/>
-      </w:pPr>
-      <w:r>
-        <w:t xml:space="preserve">•	</w:t>
-      </w:r>
-      <w:r>
-        <w:rPr>
-          <w:b/>
-          <w:bCs/>
-        </w:rPr>
-        <w:t xml:space="preserve">Jamais la mise à jour en ligne</w:t>
-      </w:r>
-      <w:r>
-        <w:t xml:space="preserve"> : elle installe la révision 1791465, celle qui a le défaut du baromètre.</w:t>
-      </w:r>
-    </w:p>
-    <w:p>
-      <w:pPr>
-        <w:spacing w:after="60"/>
-        <w:ind w:left="720" w:hanging="240"/>
-      </w:pPr>
-      <w:r>
-        <w:t xml:space="preserve">•	Ne pas débrancher pendant le flash.</w:t>
+        <w:t xml:space="preserve">, choisir ce fichier, cocher « Effacement complet de la puce », « Flasher le Firmware », attendre la fin. Jamais la mise à jour en ligne (ancienne révision 1791465).</w:t>
       </w:r>
     </w:p>
     <w:p>
@@ -139,7 +111,7 @@
         <w:ind w:left="360" w:hanging="360"/>
       </w:pPr>
       <w:r>
-        <w:t xml:space="preserve">4.	Onglet « Ligne de commande (CLI) » : ouvrir le fichier </w:t>
+        <w:t xml:space="preserve">4.	Onglet « Ligne de commande (CLI) » : coller le dernier </w:t>
       </w:r>
       <w:r>
         <w:rPr>
@@ -148,7 +120,7 @@
         <w:t xml:space="preserve">diff all</w:t>
       </w:r>
       <w:r>
-        <w:t xml:space="preserve"> du test du 28 octobre (« test baromètre BTFL_cli_KARRMEN_20261028_225355 », la même configuration que pour le test Betaflight), copier tout son texte, le coller dans la ligne du bas, Entrée. Le fichier se termine par </w:t>
+        <w:t xml:space="preserve"> (fin de TG-P3A, 30 octobre), Entrée. Il se termine par </w:t>
       </w:r>
       <w:r>
         <w:rPr>
@@ -157,7 +129,25 @@
         <w:t xml:space="preserve">save</w:t>
       </w:r>
       <w:r>
-        <w:t xml:space="preserve"> : la carte redémarre seule. « Connexion ».</w:t>
+        <w:t xml:space="preserve"> : la carte redémarre seule. « Connexion ». Puis taper </w:t>
+      </w:r>
+      <w:r>
+        <w:rPr>
+          <w:rFonts w:ascii="Consolas" w:cs="Consolas" w:eastAsia="Consolas" w:hAnsi="Consolas"/>
+        </w:rPr>
+        <w:t xml:space="preserve">feature -LED_STRIP</w:t>
+      </w:r>
+      <w:r>
+        <w:t xml:space="preserve">, Entrée, </w:t>
+      </w:r>
+      <w:r>
+        <w:rPr>
+          <w:rFonts w:ascii="Consolas" w:cs="Consolas" w:eastAsia="Consolas" w:hAnsi="Consolas"/>
+        </w:rPr>
+        <w:t xml:space="preserve">save</w:t>
+      </w:r>
+      <w:r>
+        <w:t xml:space="preserve">, Entrée.</w:t>
       </w:r>
     </w:p>
     <w:p>
@@ -242,7 +232,7 @@
               <w:t xml:space="preserve">TG-P2B-1.1 </w:t>
             </w:r>
             <w:r>
-              <w:t xml:space="preserve">Onglet Tableau de bord : la case Firmware affiche « TRUEGLIDE 2026.6.2 (f9fc6d5) » ?</w:t>
+              <w:t xml:space="preserve">Onglet Tableau de bord : la case Firmware affiche « TRUEGLIDE 2026.6.2 (253de3b) » ?</w:t>
             </w:r>
           </w:p>
         </w:tc>
@@ -416,7 +406,7 @@
               <w:t xml:space="preserve">status</w:t>
             </w:r>
             <w:r>
-              <w:t xml:space="preserve">, Entrée. La réponse contient « BARO: DPS310 » et « I2C=1 (0 errors) » ?</w:t>
+              <w:t xml:space="preserve">, Entrée. La réponse contient « BARO: DPS310 » ?</w:t>
             </w:r>
           </w:p>
         </w:tc>
@@ -528,7 +518,7 @@
           <w:b/>
           <w:bCs/>
         </w:rPr>
-        <w:t xml:space="preserve">30 secondes</w:t>
+        <w:t xml:space="preserve">2 minutes</w:t>
       </w:r>
       <w:r>
         <w:t xml:space="preserve"> en regardant l'altitude (en haut à droite de l'OSD). Désarmer.</w:t>
@@ -660,7 +650,7 @@
               <w:t xml:space="preserve">TG-P2B-2.2 </w:t>
             </w:r>
             <w:r>
-              <w:t xml:space="preserve">Pendant les 30 secondes, l'altitude de l'OSD reste entre −10 et +10 m (une lente dérive de quelques mètres est normale), sans jamais sauter à des centaines ou des milliers de mètres ?</w:t>
+              <w:t xml:space="preserve">Pendant les 2 minutes, l'altitude de l'OSD reste entre −10 et +10 m (une lente dérive de quelques mètres est normale), sans jamais sauter à des centaines ou des milliers de mètres ?</w:t>
             </w:r>
           </w:p>
         </w:tc>
@@ -736,6 +726,93 @@
                 <w:bCs/>
               </w:rPr>
               <w:t xml:space="preserve">TG-P2B-2.3 </w:t>
+            </w:r>
+            <w:r>
+              <w:t xml:space="preserve">Onglet « Ligne de commande (CLI) » (étape 5) : taper </w:t>
+            </w:r>
+            <w:r>
+              <w:rPr>
+                <w:rFonts w:ascii="Consolas" w:cs="Consolas" w:eastAsia="Consolas" w:hAnsi="Consolas"/>
+              </w:rPr>
+              <w:t xml:space="preserve">status</w:t>
+            </w:r>
+            <w:r>
+              <w:t xml:space="preserve">, Entrée. Noter dans « Autres remarques » le nombre d'erreurs I2C (« I2C=1 (n errors) » : depuis cette révision, il compte aussi les erreurs de bus, pas seulement les délais dépassés).</w:t>
+            </w:r>
+          </w:p>
+        </w:tc>
+        <w:tc>
+          <w:tcPr>
+            <w:tcW w:type="dxa" w:w="1899"/>
+            <w:tcMar>
+              <w:top w:type="dxa" w:w="60"/>
+              <w:left w:type="dxa" w:w="100"/>
+              <w:bottom w:type="dxa" w:w="60"/>
+              <w:right w:type="dxa" w:w="100"/>
+            </w:tcMar>
+          </w:tcPr>
+          <w:p>
+            <w:pPr>
+              <w:jc w:val="center"/>
+            </w:pPr>
+            <w:sdt>
+              <w:sdtPr>
+                <w14:checkbox>
+                  <w14:checked w14:val="0"/>
+                  <w14:checkedState w14:val="2612" w14:font="MS Gothic"/>
+                  <w14:uncheckedState w14:val="2610" w14:font="MS Gothic"/>
+                </w14:checkbox>
+              </w:sdtPr>
+              <w:sdtContent>
+                <w:r>
+                  <w:sym w:char="2610" w:font="MS Gothic"/>
+                </w:r>
+              </w:sdtContent>
+            </w:sdt>
+            <w:r>
+              <w:t xml:space="preserve"> oui   </w:t>
+            </w:r>
+            <w:sdt>
+              <w:sdtPr>
+                <w14:checkbox>
+                  <w14:checked w14:val="0"/>
+                  <w14:checkedState w14:val="2612" w14:font="MS Gothic"/>
+                  <w14:uncheckedState w14:val="2610" w14:font="MS Gothic"/>
+                </w14:checkbox>
+              </w:sdtPr>
+              <w:sdtContent>
+                <w:r>
+                  <w:sym w:char="2610" w:font="MS Gothic"/>
+                </w:r>
+              </w:sdtContent>
+            </w:sdt>
+            <w:r>
+              <w:t xml:space="preserve"> non</w:t>
+            </w:r>
+          </w:p>
+        </w:tc>
+      </w:tr>
+      <w:tr>
+        <w:trPr>
+          <w:cantSplit/>
+        </w:trPr>
+        <w:tc>
+          <w:tcPr>
+            <w:tcW w:type="dxa" w:w="7740"/>
+            <w:tcMar>
+              <w:top w:type="dxa" w:w="60"/>
+              <w:left w:type="dxa" w:w="100"/>
+              <w:bottom w:type="dxa" w:w="60"/>
+              <w:right w:type="dxa" w:w="100"/>
+            </w:tcMar>
+          </w:tcPr>
+          <w:p>
+            <w:r>
+              <w:rPr>
+                <w:b/>
+                <w:bCs/>
+              </w:rPr>
+              <w:t xml:space="preserve">TG-P2B-2.4 </w:t>
             </w:r>
             <w:r>
               <w:t xml:space="preserve">Onglet Blackbox (étape 5) : « Espace utilisé » apparaît (la mémoire n'est plus vide), et « Enregistrer sous… » a créé le fichier du journal ?</w:t>

--- a/trueglide/controle/TG-P2B_fiche.docx
+++ b/trueglide/controle/TG-P2B_fiche.docx
@@ -14,7 +14,7 @@
           <w:sz w:val="30"/>
           <w:szCs w:val="30"/>
         </w:rPr>
-        <w:t xml:space="preserve">Essai TG-P2B (TRUEGLIDE 2026.6.2, révision f9fc6d5) : contrôle du baromètre</w:t>
+        <w:t xml:space="preserve">Essai TG-P2B (TRUEGLIDE 2026.6.2, révision 253de3b) : contrôle du baromètre</w:t>
       </w:r>
     </w:p>
     <w:p>
@@ -40,7 +40,7 @@
         <w:t xml:space="preserve">HÉLICES RETIRÉES</w:t>
       </w:r>
       <w:r>
-        <w:t xml:space="preserve">. Logiciel : TrueGlide Configurator (https://jschmiedd.github.io/TrueGlide-Configurator/app/), dans Chrome ou Edge sur ordinateur. Matériel : batterie, radio, lunettes FPV, câble USB. But : vérifier que la révision f9fc6d5 corrige le baromètre (sous la révision 1791465, des mesures fausses faisaient partir l'altitude à des milliers de mètres). Le journal Blackbox enregistre la pression et l'altitude du baromètre (</w:t>
+        <w:t xml:space="preserve">. Logiciel : TrueGlide Configurator (https://jschmiedd.github.io/TrueGlide-Configurator/app/), dans Chrome ou Edge sur ordinateur. Matériel : batterie, radio, lunettes FPV, câble USB. But : vérifier que la révision 253de3b corrige le baromètre (sous les révisions 1791465 et f9fc6d5, des mesures fausses faisaient partir l'altitude à des milliers de mètres). Le journal Blackbox enregistre la pression et l'altitude du baromètre (</w:t>
       </w:r>
       <w:r>
         <w:rPr>

--- a/trueglide/controle/TG-P2B_fiche.docx
+++ b/trueglide/controle/TG-P2B_fiche.docx
@@ -14,7 +14,7 @@
           <w:sz w:val="30"/>
           <w:szCs w:val="30"/>
         </w:rPr>
-        <w:t xml:space="preserve">Essai TG-P2B (TRUEGLIDE 2026.6.2, révision 253de3b) : contrôle du baromètre</w:t>
+        <w:t xml:space="preserve">Essai TG-P2B (TRUEGLIDE 2026.6.2, révision 24a71eb) : contrôle du baromètre</w:t>
       </w:r>
     </w:p>
     <w:p>
@@ -40,7 +40,7 @@
         <w:t xml:space="preserve">HÉLICES RETIRÉES</w:t>
       </w:r>
       <w:r>
-        <w:t xml:space="preserve">. Logiciel : TrueGlide Configurator (https://jschmiedd.github.io/TrueGlide-Configurator/app/), dans Chrome ou Edge sur ordinateur. Matériel : batterie, radio, lunettes FPV, câble USB. But : vérifier que la révision 253de3b corrige le baromètre (sous les révisions 1791465 et f9fc6d5, des mesures fausses faisaient partir l'altitude à des milliers de mètres). Le journal Blackbox enregistre la pression et l'altitude du baromètre (</w:t>
+        <w:t xml:space="preserve">. Logiciel : TrueGlide Configurator (https://jschmiedd.github.io/TrueGlide-Configurator/app/), dans Chrome ou Edge sur ordinateur. Matériel : batterie, radio, lunettes FPV, câble USB. But : vérifier que la révision 24a71eb corrige le baromètre (sous les révisions 1791465 et f9fc6d5, des mesures fausses faisaient partir l'altitude à des milliers de mètres). Le journal Blackbox enregistre la pression et l'altitude du baromètre (</w:t>
       </w:r>
       <w:r>
         <w:rPr>
@@ -83,7 +83,7 @@
         <w:ind w:left="360" w:hanging="360"/>
       </w:pPr>
       <w:r>
-        <w:t xml:space="preserve">2.	Flasher le fichier trueglide_2026.6.2_SPEEDYBEEF405MINI_253de3b.hex (envoyé par TrueGlide le 31 octobre, il corrige le pilote I2C : cause probable des lectures fausses du baromètre) : Betaflight Configurator, onglet « Flasher le Firmware », chargement </w:t>
+        <w:t xml:space="preserve">2.	Flasher le fichier trueglide_2026.6.2_SPEEDYBEEF405MINI_24a71eb.hex (envoyé par TrueGlide le 31 octobre, il corrige le pilote I2C : cause probable des lectures fausses du baromètre) : Betaflight Configurator, onglet « Flasher le Firmware », chargement </w:t>
       </w:r>
       <w:r>
         <w:rPr>
@@ -135,7 +135,7 @@
         <w:rPr>
           <w:rFonts w:ascii="Consolas" w:cs="Consolas" w:eastAsia="Consolas" w:hAnsi="Consolas"/>
         </w:rPr>
-        <w:t xml:space="preserve">feature -LED_STRIP</w:t>
+        <w:t xml:space="preserve">feature LED_STRIP</w:t>
       </w:r>
       <w:r>
         <w:t xml:space="preserve">, Entrée, </w:t>
@@ -147,7 +147,17 @@
         <w:t xml:space="preserve">save</w:t>
       </w:r>
       <w:r>
-        <w:t xml:space="preserve">, Entrée.</w:t>
+        <w:t xml:space="preserve">, Entrée : la bande LED est </w:t>
+      </w:r>
+      <w:r>
+        <w:rPr>
+          <w:b/>
+          <w:bCs/>
+        </w:rPr>
+        <w:t xml:space="preserve">remise</w:t>
+      </w:r>
+      <w:r>
+        <w:t xml:space="preserve"> pour cet essai (c'est avec elle que le baromètre déraillait ; sans elle, un baromètre stable ne prouverait rien).</w:t>
       </w:r>
     </w:p>
     <w:p>
@@ -232,7 +242,7 @@
               <w:t xml:space="preserve">TG-P2B-1.1 </w:t>
             </w:r>
             <w:r>
-              <w:t xml:space="preserve">Onglet Tableau de bord : la case Firmware affiche « TRUEGLIDE 2026.6.2 (253de3b) » ?</w:t>
+              <w:t xml:space="preserve">Onglet Tableau de bord : la case Firmware affiche « TRUEGLIDE 2026.6.2 (24a71eb) » ?</w:t>
             </w:r>
           </w:p>
         </w:tc>
@@ -737,7 +747,17 @@
               <w:t xml:space="preserve">status</w:t>
             </w:r>
             <w:r>
-              <w:t xml:space="preserve">, Entrée. Noter dans « Autres remarques » le nombre d'erreurs I2C (« I2C=1 (n errors) » : depuis cette révision, il compte aussi les erreurs de bus, pas seulement les délais dépassés).</w:t>
+              <w:t xml:space="preserve">, Entrée. La ligne « I2C=1 (n errors) » montre au moins 1 erreur (n plus grand que 0) ? Noter n dans « Autres remarques ». Depuis cette révision, il compte aussi les erreurs de bus. Seul le cas « erreurs I2C au-dessus de 0 </w:t>
+            </w:r>
+            <w:r>
+              <w:rPr>
+                <w:b/>
+                <w:bCs/>
+              </w:rPr>
+              <w:t xml:space="preserve">et</w:t>
+            </w:r>
+            <w:r>
+              <w:t xml:space="preserve"> altitude stable » prouve la correction : avec 0 erreur, le défaut ne s'est pas produit pendant l'essai, il faudra le refaire.</w:t>
             </w:r>
           </w:p>
         </w:tc>
@@ -900,6 +920,15 @@
           <w:rFonts w:ascii="Consolas" w:cs="Consolas" w:eastAsia="Consolas" w:hAnsi="Consolas"/>
         </w:rPr>
         <w:t xml:space="preserve">set debug_mode = NONE</w:t>
+      </w:r>
+      <w:r>
+        <w:t xml:space="preserve">, Entrée, puis </w:t>
+      </w:r>
+      <w:r>
+        <w:rPr>
+          <w:rFonts w:ascii="Consolas" w:cs="Consolas" w:eastAsia="Consolas" w:hAnsi="Consolas"/>
+        </w:rPr>
+        <w:t xml:space="preserve">feature -LED_STRIP</w:t>
       </w:r>
       <w:r>
         <w:t xml:space="preserve">, Entrée, puis </w:t>

--- a/trueglide/controle/TG-P2B_fiche.docx
+++ b/trueglide/controle/TG-P2B_fiche.docx
@@ -540,7 +540,17 @@
         <w:ind w:left="360" w:hanging="360"/>
       </w:pPr>
       <w:r>
-        <w:t xml:space="preserve">5.	Débrancher la batterie. Brancher l'USB, « Connexion ».</w:t>
+        <w:t xml:space="preserve">5.	</w:t>
+      </w:r>
+      <w:r>
+        <w:rPr>
+          <w:b/>
+          <w:bCs/>
+        </w:rPr>
+        <w:t xml:space="preserve">Laisser la batterie branchée</w:t>
+      </w:r>
+      <w:r>
+        <w:t xml:space="preserve"> (débrancher la batterie redémarre la carte et remet le compteur d'erreurs I2C à zéro). Brancher l'USB, « Connexion ». Après les deux contrôles ci-dessous, débrancher la batterie.</w:t>
       </w:r>
     </w:p>
     <w:tbl>
@@ -747,7 +757,7 @@
               <w:t xml:space="preserve">status</w:t>
             </w:r>
             <w:r>
-              <w:t xml:space="preserve">, Entrée. La ligne « I2C=1 (n errors) » montre au moins 1 erreur (n plus grand que 0) ? Noter n dans « Autres remarques ». Depuis cette révision, il compte aussi les erreurs de bus. Seul le cas « erreurs I2C au-dessus de 0 </w:t>
+              <w:t xml:space="preserve">, Entrée. La ligne « I2C=1 (n errors) » montre au moins 1 erreur (n plus grand que 0) ? Noter n dans « Autres remarques ». Depuis cette révision, il compte aussi les erreurs de bus. « System Uptime » doit dépasser la durée de l'essai (sinon la carte a redémarré et le compte est perdu ; le journal Blackbox le garde : debug[4]). Seul le cas « erreurs I2C au-dessus de 0 </w:t>
             </w:r>
             <w:r>
               <w:rPr>
